--- a/proactive-english-c1-sy/out/PE-C1-BK1-SY_Unit09_AnswerKey.docx
+++ b/proactive-english-c1-sy/out/PE-C1-BK1-SY_Unit09_AnswerKey.docx
@@ -26995,7 +26995,7 @@
                 <w:sz w:val="22"/>
                 <w:szCs w:val="22"/>
               </w:rPr>
-              <w:t xml:space="preserve">This is the seventh mediation and the first in which the question put to you is refused outright, so the refusal must be taught with its replacement attached or the class will learn evasion.</w:t>
+              <w:t xml:space="preserve">This is the ninth mediation and the second in which the question put to you is refused outright, and the difference from 8.7 is the whole of why it is here: the person refused in 8.7 had a ranking to publish, and the person refused here has to decide something on Friday.</w:t>
             </w:r>
             <w:r>
               <w:rPr>
